--- a/ru/discovery-articles/1.4 Письменность.docx
+++ b/ru/discovery-articles/1.4 Письменность.docx
@@ -4,13 +4,20 @@
   <w:body>
     <w:p>
       <w:pPr>
-        <w:spacing w:before="0" w:after="80"/>
+        <w:pStyle w:val="Title"/>
+        <w:widowControl/>
+      </w:pPr>
+      <w:r>
+        <w:t>1.4 Письменность</w:t>
+      </w:r>
+    </w:p>
+    <w:p>
+      <w:pPr>
+        <w:keepNext/>
+        <w:widowControl/>
       </w:pPr>
       <w:r>
         <w:rPr>
-          <w:rFonts w:ascii="Calibri" w:hAnsi="Calibri" w:cs="Calibri"/>
-          <w:b/>
-          <w:color w:val="2E74B5"/>
           <w:sz w:val="20"/>
         </w:rPr>
         <w:t>1. Основы цивилизации</w:t>
@@ -19,61 +26,36 @@
     <w:p>
       <w:pPr>
         <w:keepNext/>
-        <w:spacing w:before="0" w:after="120"/>
+        <w:widowControl/>
       </w:pPr>
       <w:r>
         <w:rPr>
-          <w:rFonts w:ascii="Calibri" w:hAnsi="Calibri" w:cs="Calibri"/>
-          <w:b/>
-          <w:color w:val="0B2545"/>
-          <w:sz w:val="48"/>
+          <w:sz w:val="20"/>
         </w:rPr>
-        <w:t>1.4 Письменность</w:t>
+        <w:t>Период: примерно 3400–3000 годы до н. э. (шумерская клинопись); примерно 3200 год до н. э. (египетские иероглифы) | Основные центры: Шумер, Египет, Китай и Мезоамерика; независимые системы письма</w:t>
       </w:r>
     </w:p>
     <w:p>
       <w:pPr>
-        <w:spacing w:before="0" w:after="200" w:line="276" w:lineRule="auto"/>
+        <w:widowControl/>
       </w:pPr>
       <w:r>
-        <w:rPr>
-          <w:rFonts w:ascii="Calibri" w:hAnsi="Calibri" w:cs="Calibri"/>
-          <w:i/>
-          <w:color w:val="666666"/>
-          <w:sz w:val="21"/>
-        </w:rPr>
-        <w:t>Период: около 3400–3000 гг. до н. э. — шумерская клинопись; около 3200 г. до н. э. — египетские иероглифы | Основные центры: Шумер, Египет, Китай и Мезоамерика; несколько традиций возникли независимо друг от друга</w:t>
-      </w:r>
-    </w:p>
-    <w:p>
-      <w:pPr>
-        <w:spacing w:before="0" w:after="200" w:line="300" w:lineRule="auto"/>
-      </w:pPr>
-      <w:r>
-        <w:rPr>
-          <w:rFonts w:ascii="Calibri" w:hAnsi="Calibri" w:cs="Calibri"/>
-          <w:color w:val="0B2545"/>
-          <w:sz w:val="23"/>
-        </w:rPr>
-        <w:t>Письменность превращает речь и числа в знаки, способные пережить своих создателей. Возникнув независимо в разных частях мира, она позволила сохранять законы, хозяйственные записи, научные знания и литературные произведения для будущих поколений.</w:t>
+        <w:t>Письменность превращает речь и числа в знаки, которые сохраняются во времени. Она возникала не единожды и позволила передавать следующим поколениям законы, расчёты, научные знания и литературу.</w:t>
       </w:r>
     </w:p>
     <w:p>
       <w:pPr>
         <w:pStyle w:val="Heading1"/>
+        <w:widowControl/>
       </w:pPr>
       <w:r>
-        <w:t>Ключевые факты</w:t>
+        <w:t>Кратко о главном</w:t>
       </w:r>
     </w:p>
     <w:p>
       <w:pPr>
-        <w:keepLines/>
-        <w:spacing w:after="80" w:line="300" w:lineRule="auto"/>
-        <w:numPr>
-          <w:ilvl w:val="0"/>
-          <w:numId w:val="10"/>
-        </w:numPr>
+        <w:pStyle w:val="ListBullet"/>
+        <w:widowControl/>
       </w:pPr>
       <w:r>
         <w:t>Письменность независимо возникла как минимум в Шумере, Египте, Китае и Мезоамерике.</w:t>
@@ -81,59 +63,44 @@
     </w:p>
     <w:p>
       <w:pPr>
-        <w:keepLines/>
-        <w:spacing w:after="80" w:line="300" w:lineRule="auto"/>
-        <w:numPr>
-          <w:ilvl w:val="0"/>
-          <w:numId w:val="10"/>
-        </w:numPr>
+        <w:pStyle w:val="ListBullet"/>
+        <w:widowControl/>
       </w:pPr>
       <w:r>
-        <w:t>Шумерская клинопись — одна из древнейших известных систем письма; она появилась в конце IV тысячелетия до н. э.</w:t>
+        <w:t>Шумерская клинопись — одна из древнейших систем; она известна с конца IV тысячелетия до н. э.</w:t>
       </w:r>
     </w:p>
     <w:p>
       <w:pPr>
-        <w:keepLines/>
-        <w:spacing w:after="80" w:line="300" w:lineRule="auto"/>
-        <w:numPr>
-          <w:ilvl w:val="0"/>
-          <w:numId w:val="10"/>
-        </w:numPr>
+        <w:pStyle w:val="ListBullet"/>
+        <w:widowControl/>
       </w:pPr>
       <w:r>
-        <w:t>Египетские иероглифы засвидетельствованы примерно с 3200 года до н. э.</w:t>
+        <w:t>Египетские иероглифы появляются примерно к 3200 году до н. э.</w:t>
       </w:r>
     </w:p>
     <w:p>
       <w:pPr>
-        <w:keepLines/>
-        <w:spacing w:after="80" w:line="300" w:lineRule="auto"/>
-        <w:numPr>
-          <w:ilvl w:val="0"/>
-          <w:numId w:val="10"/>
-        </w:numPr>
+        <w:pStyle w:val="ListBullet"/>
+        <w:widowControl/>
       </w:pPr>
       <w:r>
-        <w:t>Одна из ранних алфавитных систем сложилась в Леванте во II тысячелетии до н. э.</w:t>
+        <w:t>Ранний алфавит возник в Леванте примерно во II тысячелетии до н. э.</w:t>
       </w:r>
     </w:p>
     <w:p>
       <w:pPr>
-        <w:keepLines/>
-        <w:spacing w:after="80" w:line="300" w:lineRule="auto"/>
-        <w:numPr>
-          <w:ilvl w:val="0"/>
-          <w:numId w:val="10"/>
-        </w:numPr>
+        <w:pStyle w:val="ListBullet"/>
+        <w:widowControl/>
       </w:pPr>
       <w:r>
-        <w:t>Письменность сделала возможными и накопление знаний, и власть, опирающуюся на письменные документы.</w:t>
+        <w:t>Письмо сделало возможными накопление знаний и управление с помощью документов.</w:t>
       </w:r>
     </w:p>
     <w:p>
       <w:pPr>
         <w:pStyle w:val="Heading1"/>
+        <w:widowControl/>
       </w:pPr>
       <w:r>
         <w:t>Что это такое</w:t>
@@ -141,143 +108,101 @@
     </w:p>
     <w:p>
       <w:pPr>
-        <w:keepLines w:val="0"/>
+        <w:widowControl/>
       </w:pPr>
       <w:r>
-        <w:t>Система письма — это набор знаков, передающих слова, звуки или и то и другое. Благодаря таким знакам сообщение можно сохранить и прочитать позднее. Письменность отличается от рисунка, изображающего, например, сцену охоты: она способна зафиксировать имя, долг, молитву или закон без устных пояснений автора.</w:t>
-      </w:r>
-    </w:p>
-    <w:p>
-      <w:pPr>
-        <w:keepLines w:val="0"/>
-      </w:pPr>
-      <w:r>
-        <w:t>С появлением письма память вышла за пределы человеческого сознания и обрела материальную форму — на глине, камне, кости, папирусе, коре или бумаге.</w:t>
+        <w:t>Система письма — набор знаков для слов, звуков или их сочетаний, позволяющий сохранить сообщение и прочитать его позже. Это не то же самое, что рисунок охоты. Полноценное письмо передаёт имя, долг, молитву или закон без присутствия автора, который мог бы их объяснить. Память получила внешнюю опору: глину, камень, кость, а затем бумагу.</w:t>
       </w:r>
     </w:p>
     <w:p>
       <w:pPr>
         <w:pStyle w:val="Heading1"/>
+        <w:widowControl/>
       </w:pPr>
       <w:r>
-        <w:t>Кто это открыл или изобрёл</w:t>
+        <w:t>Кто открыл или изобрёл</w:t>
       </w:r>
     </w:p>
     <w:p>
       <w:pPr>
-        <w:keepLines w:val="0"/>
+        <w:widowControl/>
       </w:pPr>
       <w:r>
-        <w:t>Единственного изобретателя письменности не существовало. Шумеры южной Месопотамии создали клинопись, египтяне — иероглифическую систему. В Китае возникло собственное иероглифическое письмо, потомки которого используются и сегодня, а майя и другие народы Мезоамерики пришли к письменности независимо от цивилизаций Старого Света.</w:t>
-      </w:r>
-    </w:p>
-    <w:p>
-      <w:pPr>
-        <w:keepLines w:val="0"/>
-      </w:pPr>
-      <w:r>
-        <w:t>Первые писцы чаще были не поэтами, а храмовыми служителями и учётчиками. Изначально письмо прежде всего помогало учитывать зерно, трудовые повинности и подношения.</w:t>
+        <w:t>Единственного изобретателя здесь тоже нет. Шумеры южной Месопотамии разработали клинопись, египтяне — иероглифы. В Китае сложилась система знаков, потомки которой используются и сегодня. Майя и другие народы Мезоамерики создали письмо самостоятельно. Первые писцы часто были счетоводами и храмовыми служителями, а не поэтами. Прежде всего требовалось учитывать зерно, труд и подношения.</w:t>
       </w:r>
     </w:p>
     <w:p>
       <w:pPr>
         <w:pStyle w:val="Heading1"/>
+        <w:widowControl/>
       </w:pPr>
       <w:r>
-        <w:t>Когда и как это появилось</w:t>
+        <w:t>Когда и как появилось</w:t>
       </w:r>
     </w:p>
     <w:p>
       <w:pPr>
-        <w:keepLines w:val="0"/>
+        <w:widowControl/>
       </w:pPr>
       <w:r>
-        <w:t>Шумерское письмо возникло в конце IV тысячелетия до н. э., приблизительно между 3400 и 3000 годами до н. э. Египетская письменность появилась почти одновременно — не позднее примерно 3200 года до н. э. Сохранившиеся памятники китайского письма относятся к более позднему времени, однако эта традиция также сложилась самостоятельно.</w:t>
-      </w:r>
-    </w:p>
-    <w:p>
-      <w:pPr>
-        <w:keepLines w:val="0"/>
-      </w:pPr>
-      <w:r>
-        <w:t>Во II тысячелетии до н. э. в древнем Леванте возник алфавит — сравнительно небольшой набор знаков, обозначавших звуки. Через финикийское, греческое и другие виды письма алфавитный принцип распространился далеко за пределы региона. Каждая система приспосабливалась к местному языку и доступным материалам: клиновидным оттискам на глине, чернилам на папирусе, резьбе по кости или росписи по коре.</w:t>
+        <w:t>Шумерское письмо появляется в конце IV тысячелетия до н. э., примерно в 3400–3000 годах до н. э. Египетское близко к нему по времени — около 3200 года до н. э. Сохранившиеся китайские письменные памятники более поздние, но система возникла независимо. Алфавит — небольшой набор знаков для звуков — сформировался в древнем Леванте во II тысячелетии до н. э., а затем распространился через финикийское, греческое и другие виды письма. Каждая система опиралась на местный язык и материалы: клиновидные отпечатки на глине, чернила на папирусе, резьбу по кости, рисунки на коре.</w:t>
       </w:r>
     </w:p>
     <w:p>
       <w:pPr>
         <w:pStyle w:val="Heading1"/>
+        <w:widowControl/>
       </w:pPr>
       <w:r>
-        <w:t>Научное значение</w:t>
+        <w:t>Значение для науки</w:t>
       </w:r>
     </w:p>
     <w:p>
       <w:pPr>
-        <w:keepLines w:val="0"/>
+        <w:widowControl/>
       </w:pPr>
       <w:r>
-        <w:t>Письменность позволяет знаниям накапливаться. Перечень звёзд, лечебный рецепт или договор могут пережить своего составителя. Запись облегчает и работу с отвлечёнными идеями: расчёт можно проверить, два закона — сопоставить, а нужный текст — размножить для учеников.</w:t>
-      </w:r>
-    </w:p>
-    <w:p>
-      <w:pPr>
-        <w:keepLines w:val="0"/>
-      </w:pPr>
-      <w:r>
-        <w:t>Без письма невозможны привычные нам наука, история и литература. Если знания передаются только устно, каждому поколению приходится заново восстанавливать слишком многое.</w:t>
+        <w:t>Письменность позволяет накапливать знания. Список звёзд, лечебный рецепт или договор способны пережить своего автора. Она облегчает и отвлечённое мышление: можно проверить расчёт, сопоставить два закона или переписать текст для учеников. На этом основаны привычные нам наука, история и литература. Без письма каждому поколению пришлось бы заново восстанавливать слишком многое по устным рассказам.</w:t>
       </w:r>
     </w:p>
     <w:p>
       <w:pPr>
         <w:pStyle w:val="Heading1"/>
+        <w:widowControl/>
       </w:pPr>
       <w:r>
-        <w:t>Влияние на последующее развитие</w:t>
+        <w:t>Влияние на дальнейшее развитие</w:t>
       </w:r>
     </w:p>
     <w:p>
       <w:pPr>
-        <w:keepLines w:val="0"/>
+        <w:widowControl/>
       </w:pPr>
       <w:r>
-        <w:t>Распространение письма привело к появлению библиотек, школ, бюрократии и священных книг. Алфавит, состоящий из ограниченного числа знаков, сделал овладение грамотой проще, чем системы с тысячами словесных знаков.</w:t>
-      </w:r>
-    </w:p>
-    <w:p>
-      <w:pPr>
-        <w:keepLines w:val="0"/>
-      </w:pPr>
-      <w:r>
-        <w:t>Бумага, книгопечатание, а затем цифровой текст стали новыми главами той же истории. Конституция и база данных по-прежнему остаются формами письменности. Интернет не вытеснил письмо, а многократно увеличил его объём и скорость распространения.</w:t>
+        <w:t>Письмо привело к библиотекам, школам, бюрократии и священным книгам. По сравнению с тысячами знаков для отдельных слов алфавит снижал порог освоения грамотности. Бумага, печать, а затем цифровой текст стали следующими этапами. Каждая база данных и каждая конституция по-прежнему представляют собой формы записи. Интернет не вытеснил письменность, а многократно увеличил её объём.</w:t>
       </w:r>
     </w:p>
     <w:p>
       <w:pPr>
         <w:pStyle w:val="Heading1"/>
+        <w:widowControl/>
       </w:pPr>
       <w:r>
-        <w:t>Как это изменило жизнь людей</w:t>
+        <w:t>Как изменило жизнь людей</w:t>
       </w:r>
     </w:p>
     <w:p>
       <w:pPr>
-        <w:keepLines w:val="0"/>
+        <w:widowControl/>
       </w:pPr>
       <w:r>
-        <w:t>Письменность изменила и устройство власти, и способы сохранения памяти. Она позволила надёжнее закреплять договоры, но одновременно дала государствам новые средства контроля и пропаганды.</w:t>
-      </w:r>
-    </w:p>
-    <w:p>
-      <w:pPr>
-        <w:keepLines w:val="0"/>
-      </w:pPr>
-      <w:r>
-        <w:t>Со временем доступ к текстам перестал быть исключительной привилегией узких групп специалистов: всё больше людей смогли самостоятельно читать законы и истории. Человеческая жизнь обрела более явное историческое измерение — мы можем спорить с умершими, потому что они оставили после себя слова.</w:t>
+        <w:t>Письмо изменило распределение власти и возможности сохранять прошлое. Оно защищало договоры, но также позволяло вести наблюдение и распространять пропаганду. Со временем обычные люди получили доступ к историям и законам, прежде известным главным образом специалистам. Связь с прошлым стала прочнее: мы можем спорить с давно умершими людьми, потому что они оставили записи.</w:t>
       </w:r>
     </w:p>
     <w:p>
       <w:pPr>
         <w:pStyle w:val="Heading1"/>
+        <w:widowControl/>
       </w:pPr>
       <w:r>
         <w:t>Источники и литература</w:t>
@@ -286,99 +211,103 @@
     <w:p>
       <w:pPr>
         <w:pStyle w:val="Heading2"/>
+        <w:widowControl/>
       </w:pPr>
       <w:r>
-        <w:t>C. Материалы научных учреждений и энциклопедий</w:t>
+        <w:rPr>
+          <w:sz w:val="20"/>
+        </w:rPr>
+        <w:t>Материалы организаций и энциклопедии</w:t>
       </w:r>
     </w:p>
     <w:p>
       <w:pPr>
-        <w:keepLines/>
-        <w:spacing w:after="80" w:line="300" w:lineRule="auto"/>
-        <w:numPr>
-          <w:ilvl w:val="0"/>
-          <w:numId w:val="11"/>
-        </w:numPr>
+        <w:widowControl/>
       </w:pPr>
       <w:r>
-        <w:t>Encyclopaedia Britannica. «Writing».</w:t>
+        <w:rPr>
+          <w:sz w:val="20"/>
+        </w:rPr>
+        <w:t xml:space="preserve">1. Encyclopaedia Britannica. 'Writing.' </w:t>
       </w:r>
+      <w:hyperlink r:id="rId9">
+        <w:r>
+          <w:rPr>
+            <w:sz w:val="20"/>
+          </w:rPr>
+          <w:t>https://www.britannica.com/topic/writing</w:t>
+        </w:r>
+      </w:hyperlink>
       <w:r>
-        <w:t xml:space="preserve"> </w:t>
+        <w:rPr>
+          <w:sz w:val="20"/>
+        </w:rPr>
+      </w:r>
+    </w:p>
+    <w:p>
+      <w:pPr>
+        <w:widowControl/>
+      </w:pPr>
+      <w:r>
+        <w:rPr>
+          <w:sz w:val="20"/>
+        </w:rPr>
+        <w:t xml:space="preserve">2. Encyclopaedia Britannica. 'Cuneiform.' </w:t>
+      </w:r>
+      <w:hyperlink r:id="rId10">
+        <w:r>
+          <w:rPr>
+            <w:sz w:val="20"/>
+          </w:rPr>
+          <w:t>https://www.britannica.com/topic/cuneiform</w:t>
+        </w:r>
+      </w:hyperlink>
+      <w:r>
+        <w:rPr>
+          <w:sz w:val="20"/>
+        </w:rPr>
+      </w:r>
+    </w:p>
+    <w:p>
+      <w:pPr>
+        <w:pStyle w:val="Heading2"/>
+        <w:widowControl/>
+      </w:pPr>
+      <w:r>
+        <w:rPr>
+          <w:sz w:val="20"/>
+        </w:rPr>
+        <w:t>Материалы музеев, архивов и библиотек</w:t>
+      </w:r>
+    </w:p>
+    <w:p>
+      <w:pPr>
+        <w:widowControl/>
+      </w:pPr>
+      <w:r>
+        <w:rPr>
+          <w:sz w:val="20"/>
+        </w:rPr>
+        <w:t xml:space="preserve">1. British Museum. Collection: cuneiform tablets and writing. </w:t>
       </w:r>
       <w:hyperlink r:id="rId11">
         <w:r>
           <w:rPr>
-            <w:color w:val="0563C1"/>
-            <w:u w:val="single"/>
-          </w:rPr>
-          <w:t>https://www.britannica.com/topic/writing</w:t>
-        </w:r>
-      </w:hyperlink>
-    </w:p>
-    <w:p>
-      <w:pPr>
-        <w:keepLines/>
-        <w:spacing w:after="80" w:line="300" w:lineRule="auto"/>
-        <w:numPr>
-          <w:ilvl w:val="0"/>
-          <w:numId w:val="11"/>
-        </w:numPr>
-      </w:pPr>
-      <w:r>
-        <w:t>Encyclopaedia Britannica. «Cuneiform».</w:t>
-      </w:r>
-      <w:r>
-        <w:t xml:space="preserve"> </w:t>
-      </w:r>
-      <w:hyperlink r:id="rId12">
-        <w:r>
-          <w:rPr>
-            <w:color w:val="0563C1"/>
-            <w:u w:val="single"/>
-          </w:rPr>
-          <w:t>https://www.britannica.com/topic/cuneiform</w:t>
-        </w:r>
-      </w:hyperlink>
-    </w:p>
-    <w:p>
-      <w:pPr>
-        <w:pStyle w:val="Heading2"/>
-      </w:pPr>
-      <w:r>
-        <w:t>D. Музейные, архивные и библиотечные материалы</w:t>
-      </w:r>
-    </w:p>
-    <w:p>
-      <w:pPr>
-        <w:keepLines/>
-        <w:spacing w:after="80" w:line="300" w:lineRule="auto"/>
-        <w:numPr>
-          <w:ilvl w:val="0"/>
-          <w:numId w:val="12"/>
-        </w:numPr>
-      </w:pPr>
-      <w:r>
-        <w:t>British Museum. Коллекция клинописных табличек и памятников письменности.</w:t>
-      </w:r>
-      <w:r>
-        <w:t xml:space="preserve"> </w:t>
-      </w:r>
-      <w:hyperlink r:id="rId13">
-        <w:r>
-          <w:rPr>
-            <w:color w:val="0563C1"/>
-            <w:u w:val="single"/>
+            <w:sz w:val="20"/>
           </w:rPr>
           <w:t>https://www.britishmuseum.org/collection</w:t>
         </w:r>
       </w:hyperlink>
+      <w:r>
+        <w:rPr>
+          <w:sz w:val="20"/>
+        </w:rPr>
+      </w:r>
     </w:p>
     <w:sectPr>
-      <w:headerReference w:type="default" r:id="rId9"/>
-      <w:footerReference w:type="default" r:id="rId10"/>
-      <w:pgSz w:w="12240" w:h="15840"/>
-      <w:pgMar w:top="1440" w:right="1440" w:bottom="1440" w:left="1440" w:header="708" w:footer="708" w:gutter="0"/>
+      <w:footerReference w:type="default" r:id="rId12"/>
+      <w:pgSz w:w="11906" w:h="16838"/>
+      <w:pgMar w:top="1020" w:right="1134" w:bottom="1020" w:left="1134" w:header="720" w:footer="720" w:gutter="0"/>
       <w:cols w:space="720"/>
       <w:docGrid w:linePitch="360"/>
     </w:sectPr>
@@ -391,60 +320,11 @@
   <w:p>
     <w:pPr>
       <w:pStyle w:val="Footer"/>
-      <w:spacing w:before="0" w:after="0"/>
       <w:jc w:val="right"/>
     </w:pPr>
-    <w:r>
-      <w:rPr>
-        <w:rFonts w:ascii="Calibri" w:hAnsi="Calibri" w:cs="Calibri"/>
-        <w:color w:val="666666"/>
-        <w:sz w:val="18"/>
-      </w:rPr>
-      <w:t xml:space="preserve">Страница </w:t>
-    </w:r>
-    <w:r>
-      <w:rPr>
-        <w:rFonts w:ascii="Calibri" w:hAnsi="Calibri" w:cs="Calibri"/>
-        <w:color w:val="666666"/>
-        <w:sz w:val="18"/>
-      </w:rPr>
-      <w:fldChar w:fldCharType="begin"/>
-      <w:instrText xml:space="preserve"> PAGE </w:instrText>
-      <w:fldChar w:fldCharType="separate"/>
-      <w:t>1</w:t>
-      <w:fldChar w:fldCharType="end"/>
-    </w:r>
+    <w:fldSimple w:instr="PAGE"/>
   </w:p>
 </w:ftr>
-</file>
-
-<file path=word/header1.xml><?xml version="1.0" encoding="utf-8"?>
-<w:hdr xmlns:m="http://schemas.openxmlformats.org/officeDocument/2006/math" xmlns:mc="http://schemas.openxmlformats.org/markup-compatibility/2006" xmlns:mo="http://schemas.microsoft.com/office/mac/office/2008/main" xmlns:mv="urn:schemas-microsoft-com:mac:vml" xmlns:o="urn:schemas-microsoft-com:office:office" xmlns:r="http://schemas.openxmlformats.org/officeDocument/2006/relationships" xmlns:v="urn:schemas-microsoft-com:vml" xmlns:w10="urn:schemas-microsoft-com:office:word" xmlns:w14="http://schemas.microsoft.com/office/word/2010/wordml" xmlns:w="http://schemas.openxmlformats.org/wordprocessingml/2006/main" xmlns:wne="http://schemas.microsoft.com/office/word/2006/wordml" xmlns:wp14="http://schemas.microsoft.com/office/word/2010/wordprocessingDrawing" xmlns:wp="http://schemas.openxmlformats.org/drawingml/2006/wordprocessingDrawing" xmlns:wpc="http://schemas.microsoft.com/office/word/2010/wordprocessingCanvas" xmlns:wpg="http://schemas.microsoft.com/office/word/2010/wordprocessingGroup" xmlns:wpi="http://schemas.microsoft.com/office/word/2010/wordprocessingInk" xmlns:wps="http://schemas.microsoft.com/office/word/2010/wordprocessingShape" mc:Ignorable="w14 wp14">
-  <w:p>
-    <w:pPr>
-      <w:pStyle w:val="Header"/>
-      <w:spacing w:after="0"/>
-      <w:jc w:val="left"/>
-    </w:pPr>
-    <w:r>
-      <w:rPr>
-        <w:rFonts w:ascii="Calibri" w:hAnsi="Calibri" w:cs="Calibri"/>
-        <w:b/>
-        <w:color w:val="666666"/>
-        <w:sz w:val="18"/>
-      </w:rPr>
-      <w:t>Открытия и изобретения</w:t>
-    </w:r>
-    <w:r>
-      <w:rPr>
-        <w:rFonts w:ascii="Calibri" w:hAnsi="Calibri" w:cs="Calibri"/>
-        <w:color w:val="666666"/>
-        <w:sz w:val="18"/>
-      </w:rPr>
-      <w:t xml:space="preserve">    |    1. Основы цивилизации</w:t>
-    </w:r>
-  </w:p>
-</w:hdr>
 </file>
 
 <file path=word/numbering.xml><?xml version="1.0" encoding="utf-8"?>
@@ -647,60 +527,6 @@
   <w:num w:numId="9">
     <w:abstractNumId w:val="0"/>
   </w:num>
-  <w:abstractNum w:abstractNumId="9">
-    <w:multiLevelType w:val="singleLevel"/>
-    <w:lvl w:ilvl="0">
-      <w:start w:val="1"/>
-      <w:numFmt w:val="bullet"/>
-      <w:lvlText w:val="•"/>
-      <w:lvlJc w:val="left"/>
-      <w:pPr>
-        <w:tabs>
-          <w:tab w:val="num" w:pos="540"/>
-        </w:tabs>
-        <w:ind w:left="540" w:hanging="270"/>
-      </w:pPr>
-    </w:lvl>
-  </w:abstractNum>
-  <w:num w:numId="10">
-    <w:abstractNumId w:val="9"/>
-  </w:num>
-  <w:abstractNum w:abstractNumId="10">
-    <w:multiLevelType w:val="singleLevel"/>
-    <w:lvl w:ilvl="0">
-      <w:start w:val="1"/>
-      <w:numFmt w:val="decimal"/>
-      <w:lvlText w:val="%1."/>
-      <w:lvlJc w:val="left"/>
-      <w:pPr>
-        <w:tabs>
-          <w:tab w:val="num" w:pos="540"/>
-        </w:tabs>
-        <w:ind w:left="540" w:hanging="270"/>
-      </w:pPr>
-    </w:lvl>
-  </w:abstractNum>
-  <w:num w:numId="11">
-    <w:abstractNumId w:val="10"/>
-  </w:num>
-  <w:abstractNum w:abstractNumId="11">
-    <w:multiLevelType w:val="singleLevel"/>
-    <w:lvl w:ilvl="0">
-      <w:start w:val="1"/>
-      <w:numFmt w:val="decimal"/>
-      <w:lvlText w:val="%1."/>
-      <w:lvlJc w:val="left"/>
-      <w:pPr>
-        <w:tabs>
-          <w:tab w:val="num" w:pos="540"/>
-        </w:tabs>
-        <w:ind w:left="540" w:hanging="270"/>
-      </w:pPr>
-    </w:lvl>
-  </w:abstractNum>
-  <w:num w:numId="12">
-    <w:abstractNumId w:val="11"/>
-  </w:num>
 </w:numbering>
 </file>
 
@@ -709,7 +535,7 @@
   <w:docDefaults>
     <w:rPrDefault>
       <w:rPr>
-        <w:rFonts w:asciiTheme="minorHAnsi" w:eastAsiaTheme="minorEastAsia" w:hAnsiTheme="minorHAnsi" w:cstheme="minorBidi"/>
+        <w:rFonts/>
         <w:sz w:val="22"/>
         <w:szCs w:val="22"/>
         <w:lang w:val="en-US" w:eastAsia="en-US" w:bidi="ar-SA"/>
@@ -865,12 +691,13 @@
     <w:qFormat/>
     <w:rsid w:val="00FC693F"/>
     <w:pPr>
-      <w:widowControl/>
-      <w:spacing w:before="0" w:after="120" w:line="300" w:lineRule="auto"/>
+      <w:spacing w:after="120" w:line="259" w:lineRule="auto"/>
     </w:pPr>
     <w:rPr>
-      <w:rFonts w:ascii="Calibri" w:hAnsi="Calibri" w:cs="Calibri"/>
-      <w:sz w:val="22"/>
+      <w:rFonts w:ascii="Times New Roman" w:hAnsi="Times New Roman"/>
+      <w:color w:val="000000"/>
+      <w:sz w:val="24"/>
+      <w:lang w:val="ru-RU"/>
     </w:rPr>
   </w:style>
   <w:style w:type="paragraph" w:styleId="Header">
@@ -928,16 +755,17 @@
     <w:pPr>
       <w:keepNext/>
       <w:keepLines/>
-      <w:spacing w:before="360" w:after="200"/>
+      <w:spacing w:before="480" w:after="120" w:line="259" w:lineRule="auto"/>
       <w:outlineLvl w:val="0"/>
     </w:pPr>
     <w:rPr>
-      <w:rFonts w:asciiTheme="majorHAnsi" w:eastAsiaTheme="majorEastAsia" w:hAnsiTheme="majorHAnsi" w:cstheme="majorBidi" w:ascii="Calibri" w:hAnsi="Calibri" w:cs="Calibri"/>
+      <w:rFonts w:ascii="Times New Roman" w:hAnsi="Times New Roman"/>
       <w:b/>
       <w:bCs/>
-      <w:color w:val="2E74B5"/>
-      <w:sz w:val="32"/>
+      <w:color w:val="000000"/>
+      <w:sz w:val="26"/>
       <w:szCs w:val="28"/>
+      <w:lang w:val="ru-RU"/>
     </w:rPr>
   </w:style>
   <w:style w:type="paragraph" w:styleId="Heading2">
@@ -952,16 +780,17 @@
     <w:pPr>
       <w:keepNext/>
       <w:keepLines/>
-      <w:spacing w:before="280" w:after="140"/>
+      <w:spacing w:before="200" w:after="120" w:line="259" w:lineRule="auto"/>
       <w:outlineLvl w:val="1"/>
     </w:pPr>
     <w:rPr>
-      <w:rFonts w:asciiTheme="majorHAnsi" w:eastAsiaTheme="majorEastAsia" w:hAnsiTheme="majorHAnsi" w:cstheme="majorBidi" w:ascii="Calibri" w:hAnsi="Calibri" w:cs="Calibri"/>
+      <w:rFonts w:ascii="Times New Roman" w:hAnsi="Times New Roman"/>
       <w:b/>
       <w:bCs/>
-      <w:color w:val="2E74B5"/>
+      <w:color w:val="000000"/>
       <w:sz w:val="26"/>
       <w:szCs w:val="26"/>
+      <w:lang w:val="ru-RU"/>
     </w:rPr>
   </w:style>
   <w:style w:type="paragraph" w:styleId="Heading3">
@@ -976,15 +805,14 @@
     <w:pPr>
       <w:keepNext/>
       <w:keepLines/>
-      <w:spacing w:before="200" w:after="100"/>
+      <w:spacing w:before="200" w:after="0"/>
       <w:outlineLvl w:val="2"/>
     </w:pPr>
     <w:rPr>
-      <w:rFonts w:asciiTheme="majorHAnsi" w:eastAsiaTheme="majorEastAsia" w:hAnsiTheme="majorHAnsi" w:cstheme="majorBidi" w:ascii="Calibri" w:hAnsi="Calibri" w:cs="Calibri"/>
+      <w:rFonts/>
       <w:b/>
       <w:bCs/>
-      <w:color w:val="1F4D78"/>
-      <w:sz w:val="24"/>
+      <w:color w:val="4F81BD" w:themeColor="accent1"/>
     </w:rPr>
   </w:style>
   <w:style w:type="paragraph" w:styleId="Heading4">
@@ -1004,7 +832,7 @@
       <w:outlineLvl w:val="3"/>
     </w:pPr>
     <w:rPr>
-      <w:rFonts w:asciiTheme="majorHAnsi" w:eastAsiaTheme="majorEastAsia" w:hAnsiTheme="majorHAnsi" w:cstheme="majorBidi"/>
+      <w:rFonts/>
       <w:b/>
       <w:bCs/>
       <w:i/>
@@ -1029,7 +857,7 @@
       <w:outlineLvl w:val="4"/>
     </w:pPr>
     <w:rPr>
-      <w:rFonts w:asciiTheme="majorHAnsi" w:eastAsiaTheme="majorEastAsia" w:hAnsiTheme="majorHAnsi" w:cstheme="majorBidi"/>
+      <w:rFonts/>
       <w:color w:val="243F60" w:themeColor="accent1" w:themeShade="7F"/>
     </w:rPr>
   </w:style>
@@ -1050,7 +878,7 @@
       <w:outlineLvl w:val="5"/>
     </w:pPr>
     <w:rPr>
-      <w:rFonts w:asciiTheme="majorHAnsi" w:eastAsiaTheme="majorEastAsia" w:hAnsiTheme="majorHAnsi" w:cstheme="majorBidi"/>
+      <w:rFonts/>
       <w:i/>
       <w:iCs/>
       <w:color w:val="243F60" w:themeColor="accent1" w:themeShade="7F"/>
@@ -1073,7 +901,7 @@
       <w:outlineLvl w:val="6"/>
     </w:pPr>
     <w:rPr>
-      <w:rFonts w:asciiTheme="majorHAnsi" w:eastAsiaTheme="majorEastAsia" w:hAnsiTheme="majorHAnsi" w:cstheme="majorBidi"/>
+      <w:rFonts/>
       <w:i/>
       <w:iCs/>
       <w:color w:val="404040" w:themeColor="text1" w:themeTint="BF"/>
@@ -1096,7 +924,7 @@
       <w:outlineLvl w:val="7"/>
     </w:pPr>
     <w:rPr>
-      <w:rFonts w:asciiTheme="majorHAnsi" w:eastAsiaTheme="majorEastAsia" w:hAnsiTheme="majorHAnsi" w:cstheme="majorBidi"/>
+      <w:rFonts/>
       <w:color w:val="4F81BD" w:themeColor="accent1"/>
       <w:sz w:val="20"/>
       <w:szCs w:val="20"/>
@@ -1119,7 +947,7 @@
       <w:outlineLvl w:val="8"/>
     </w:pPr>
     <w:rPr>
-      <w:rFonts w:asciiTheme="majorHAnsi" w:eastAsiaTheme="majorEastAsia" w:hAnsiTheme="majorHAnsi" w:cstheme="majorBidi"/>
+      <w:rFonts/>
       <w:i/>
       <w:iCs/>
       <w:color w:val="404040" w:themeColor="text1" w:themeTint="BF"/>
@@ -1170,7 +998,7 @@
     <w:uiPriority w:val="9"/>
     <w:rsid w:val="00FC693F"/>
     <w:rPr>
-      <w:rFonts w:asciiTheme="majorHAnsi" w:eastAsiaTheme="majorEastAsia" w:hAnsiTheme="majorHAnsi" w:cstheme="majorBidi"/>
+      <w:rFonts/>
       <w:b/>
       <w:bCs/>
       <w:color w:val="365F91" w:themeColor="accent1" w:themeShade="BF"/>
@@ -1185,7 +1013,7 @@
     <w:uiPriority w:val="9"/>
     <w:rsid w:val="00FC693F"/>
     <w:rPr>
-      <w:rFonts w:asciiTheme="majorHAnsi" w:eastAsiaTheme="majorEastAsia" w:hAnsiTheme="majorHAnsi" w:cstheme="majorBidi"/>
+      <w:rFonts/>
       <w:b/>
       <w:bCs/>
       <w:color w:val="4F81BD" w:themeColor="accent1"/>
@@ -1200,7 +1028,7 @@
     <w:uiPriority w:val="9"/>
     <w:rsid w:val="00FC693F"/>
     <w:rPr>
-      <w:rFonts w:asciiTheme="majorHAnsi" w:eastAsiaTheme="majorEastAsia" w:hAnsiTheme="majorHAnsi" w:cstheme="majorBidi"/>
+      <w:rFonts/>
       <w:b/>
       <w:bCs/>
       <w:color w:val="4F81BD" w:themeColor="accent1"/>
@@ -1215,19 +1043,17 @@
     <w:qFormat/>
     <w:rsid w:val="00FC693F"/>
     <w:pPr>
-      <w:pBdr>
-        <w:bottom w:val="single" w:sz="8" w:space="4" w:color="4F81BD" w:themeColor="accent1"/>
-      </w:pBdr>
-      <w:spacing w:after="300" w:line="240" w:lineRule="auto"/>
+      <w:spacing w:after="120" w:line="259" w:lineRule="auto"/>
       <w:contextualSpacing/>
     </w:pPr>
     <w:rPr>
-      <w:rFonts w:asciiTheme="majorHAnsi" w:eastAsiaTheme="majorEastAsia" w:hAnsiTheme="majorHAnsi" w:cstheme="majorBidi"/>
-      <w:color w:val="17365D" w:themeColor="text2" w:themeShade="BF"/>
+      <w:rFonts w:ascii="Times New Roman" w:hAnsi="Times New Roman"/>
+      <w:color w:val="000000"/>
       <w:spacing w:val="5"/>
       <w:kern w:val="28"/>
-      <w:sz w:val="52"/>
+      <w:sz w:val="40"/>
       <w:szCs w:val="52"/>
+      <w:lang w:val="ru-RU"/>
     </w:rPr>
   </w:style>
   <w:style w:type="character" w:customStyle="1" w:styleId="TitleChar">
@@ -1237,7 +1063,7 @@
     <w:uiPriority w:val="10"/>
     <w:rsid w:val="00FC693F"/>
     <w:rPr>
-      <w:rFonts w:asciiTheme="majorHAnsi" w:eastAsiaTheme="majorEastAsia" w:hAnsiTheme="majorHAnsi" w:cstheme="majorBidi"/>
+      <w:rFonts/>
       <w:color w:val="17365D" w:themeColor="text2" w:themeShade="BF"/>
       <w:spacing w:val="5"/>
       <w:kern w:val="28"/>
@@ -1259,7 +1085,7 @@
       </w:numPr>
     </w:pPr>
     <w:rPr>
-      <w:rFonts w:asciiTheme="majorHAnsi" w:eastAsiaTheme="majorEastAsia" w:hAnsiTheme="majorHAnsi" w:cstheme="majorBidi"/>
+      <w:rFonts/>
       <w:i/>
       <w:iCs/>
       <w:color w:val="4F81BD" w:themeColor="accent1"/>
@@ -1275,7 +1101,7 @@
     <w:uiPriority w:val="11"/>
     <w:rsid w:val="00FC693F"/>
     <w:rPr>
-      <w:rFonts w:asciiTheme="majorHAnsi" w:eastAsiaTheme="majorEastAsia" w:hAnsiTheme="majorHAnsi" w:cstheme="majorBidi"/>
+      <w:rFonts/>
       <w:i/>
       <w:iCs/>
       <w:color w:val="4F81BD" w:themeColor="accent1"/>
@@ -1400,8 +1226,15 @@
       <w:numPr>
         <w:numId w:val="1"/>
       </w:numPr>
+      <w:spacing w:after="120" w:line="259" w:lineRule="auto"/>
       <w:contextualSpacing/>
     </w:pPr>
+    <w:rPr>
+      <w:rFonts w:ascii="Times New Roman" w:hAnsi="Times New Roman"/>
+      <w:color w:val="000000"/>
+      <w:sz w:val="24"/>
+      <w:lang w:val="ru-RU"/>
+    </w:rPr>
   </w:style>
   <w:style w:type="paragraph" w:styleId="ListBullet2">
     <w:name w:val="List Bullet 2"/>
@@ -1573,7 +1406,7 @@
     <w:semiHidden/>
     <w:rsid w:val="00FC693F"/>
     <w:rPr>
-      <w:rFonts w:asciiTheme="majorHAnsi" w:eastAsiaTheme="majorEastAsia" w:hAnsiTheme="majorHAnsi" w:cstheme="majorBidi"/>
+      <w:rFonts/>
       <w:b/>
       <w:bCs/>
       <w:i/>
@@ -1589,7 +1422,7 @@
     <w:semiHidden/>
     <w:rsid w:val="00FC693F"/>
     <w:rPr>
-      <w:rFonts w:asciiTheme="majorHAnsi" w:eastAsiaTheme="majorEastAsia" w:hAnsiTheme="majorHAnsi" w:cstheme="majorBidi"/>
+      <w:rFonts/>
       <w:color w:val="243F60" w:themeColor="accent1" w:themeShade="7F"/>
     </w:rPr>
   </w:style>
@@ -1601,7 +1434,7 @@
     <w:semiHidden/>
     <w:rsid w:val="00FC693F"/>
     <w:rPr>
-      <w:rFonts w:asciiTheme="majorHAnsi" w:eastAsiaTheme="majorEastAsia" w:hAnsiTheme="majorHAnsi" w:cstheme="majorBidi"/>
+      <w:rFonts/>
       <w:i/>
       <w:iCs/>
       <w:color w:val="243F60" w:themeColor="accent1" w:themeShade="7F"/>
@@ -1615,7 +1448,7 @@
     <w:semiHidden/>
     <w:rsid w:val="00FC693F"/>
     <w:rPr>
-      <w:rFonts w:asciiTheme="majorHAnsi" w:eastAsiaTheme="majorEastAsia" w:hAnsiTheme="majorHAnsi" w:cstheme="majorBidi"/>
+      <w:rFonts/>
       <w:i/>
       <w:iCs/>
       <w:color w:val="404040" w:themeColor="text1" w:themeTint="BF"/>
@@ -1629,7 +1462,7 @@
     <w:semiHidden/>
     <w:rsid w:val="00FC693F"/>
     <w:rPr>
-      <w:rFonts w:asciiTheme="majorHAnsi" w:eastAsiaTheme="majorEastAsia" w:hAnsiTheme="majorHAnsi" w:cstheme="majorBidi"/>
+      <w:rFonts/>
       <w:color w:val="4F81BD" w:themeColor="accent1"/>
       <w:sz w:val="20"/>
       <w:szCs w:val="20"/>
@@ -1643,7 +1476,7 @@
     <w:semiHidden/>
     <w:rsid w:val="00FC693F"/>
     <w:rPr>
-      <w:rFonts w:asciiTheme="majorHAnsi" w:eastAsiaTheme="majorEastAsia" w:hAnsiTheme="majorHAnsi" w:cstheme="majorBidi"/>
+      <w:rFonts/>
       <w:i/>
       <w:iCs/>
       <w:color w:val="404040" w:themeColor="text1" w:themeTint="BF"/>
@@ -1702,9 +1535,6 @@
     <w:qFormat/>
     <w:rsid w:val="00FC693F"/>
     <w:pPr>
-      <w:pBdr>
-        <w:bottom w:val="single" w:sz="4" w:space="4" w:color="4F81BD" w:themeColor="accent1"/>
-      </w:pBdr>
       <w:spacing w:before="200" w:after="280"/>
       <w:ind w:left="936" w:right="936"/>
     </w:pPr>
@@ -3232,7 +3062,7 @@
         <w:spacing w:before="0" w:after="0" w:line="240" w:lineRule="auto"/>
       </w:pPr>
       <w:rPr>
-        <w:rFonts w:asciiTheme="majorHAnsi" w:eastAsiaTheme="majorEastAsia" w:hAnsiTheme="majorHAnsi" w:cstheme="majorBidi"/>
+        <w:rFonts/>
         <w:b/>
         <w:bCs/>
       </w:rPr>
@@ -3253,7 +3083,7 @@
         <w:spacing w:before="0" w:after="0" w:line="240" w:lineRule="auto"/>
       </w:pPr>
       <w:rPr>
-        <w:rFonts w:asciiTheme="majorHAnsi" w:eastAsiaTheme="majorEastAsia" w:hAnsiTheme="majorHAnsi" w:cstheme="majorBidi"/>
+        <w:rFonts/>
         <w:b/>
         <w:bCs/>
       </w:rPr>
@@ -3271,14 +3101,14 @@
     </w:tblStylePr>
     <w:tblStylePr w:type="firstCol">
       <w:rPr>
-        <w:rFonts w:asciiTheme="majorHAnsi" w:eastAsiaTheme="majorEastAsia" w:hAnsiTheme="majorHAnsi" w:cstheme="majorBidi"/>
+        <w:rFonts/>
         <w:b/>
         <w:bCs/>
       </w:rPr>
     </w:tblStylePr>
     <w:tblStylePr w:type="lastCol">
       <w:rPr>
-        <w:rFonts w:asciiTheme="majorHAnsi" w:eastAsiaTheme="majorEastAsia" w:hAnsiTheme="majorHAnsi" w:cstheme="majorBidi"/>
+        <w:rFonts/>
         <w:b/>
         <w:bCs/>
       </w:rPr>
@@ -3362,7 +3192,7 @@
         <w:spacing w:before="0" w:after="0" w:line="240" w:lineRule="auto"/>
       </w:pPr>
       <w:rPr>
-        <w:rFonts w:asciiTheme="majorHAnsi" w:eastAsiaTheme="majorEastAsia" w:hAnsiTheme="majorHAnsi" w:cstheme="majorBidi"/>
+        <w:rFonts/>
         <w:b/>
         <w:bCs/>
       </w:rPr>
@@ -3383,7 +3213,7 @@
         <w:spacing w:before="0" w:after="0" w:line="240" w:lineRule="auto"/>
       </w:pPr>
       <w:rPr>
-        <w:rFonts w:asciiTheme="majorHAnsi" w:eastAsiaTheme="majorEastAsia" w:hAnsiTheme="majorHAnsi" w:cstheme="majorBidi"/>
+        <w:rFonts/>
         <w:b/>
         <w:bCs/>
       </w:rPr>
@@ -3401,14 +3231,14 @@
     </w:tblStylePr>
     <w:tblStylePr w:type="firstCol">
       <w:rPr>
-        <w:rFonts w:asciiTheme="majorHAnsi" w:eastAsiaTheme="majorEastAsia" w:hAnsiTheme="majorHAnsi" w:cstheme="majorBidi"/>
+        <w:rFonts/>
         <w:b/>
         <w:bCs/>
       </w:rPr>
     </w:tblStylePr>
     <w:tblStylePr w:type="lastCol">
       <w:rPr>
-        <w:rFonts w:asciiTheme="majorHAnsi" w:eastAsiaTheme="majorEastAsia" w:hAnsiTheme="majorHAnsi" w:cstheme="majorBidi"/>
+        <w:rFonts/>
         <w:b/>
         <w:bCs/>
       </w:rPr>
@@ -3492,7 +3322,7 @@
         <w:spacing w:before="0" w:after="0" w:line="240" w:lineRule="auto"/>
       </w:pPr>
       <w:rPr>
-        <w:rFonts w:asciiTheme="majorHAnsi" w:eastAsiaTheme="majorEastAsia" w:hAnsiTheme="majorHAnsi" w:cstheme="majorBidi"/>
+        <w:rFonts/>
         <w:b/>
         <w:bCs/>
       </w:rPr>
@@ -3513,7 +3343,7 @@
         <w:spacing w:before="0" w:after="0" w:line="240" w:lineRule="auto"/>
       </w:pPr>
       <w:rPr>
-        <w:rFonts w:asciiTheme="majorHAnsi" w:eastAsiaTheme="majorEastAsia" w:hAnsiTheme="majorHAnsi" w:cstheme="majorBidi"/>
+        <w:rFonts/>
         <w:b/>
         <w:bCs/>
       </w:rPr>
@@ -3531,14 +3361,14 @@
     </w:tblStylePr>
     <w:tblStylePr w:type="firstCol">
       <w:rPr>
-        <w:rFonts w:asciiTheme="majorHAnsi" w:eastAsiaTheme="majorEastAsia" w:hAnsiTheme="majorHAnsi" w:cstheme="majorBidi"/>
+        <w:rFonts/>
         <w:b/>
         <w:bCs/>
       </w:rPr>
     </w:tblStylePr>
     <w:tblStylePr w:type="lastCol">
       <w:rPr>
-        <w:rFonts w:asciiTheme="majorHAnsi" w:eastAsiaTheme="majorEastAsia" w:hAnsiTheme="majorHAnsi" w:cstheme="majorBidi"/>
+        <w:rFonts/>
         <w:b/>
         <w:bCs/>
       </w:rPr>
@@ -3622,7 +3452,7 @@
         <w:spacing w:before="0" w:after="0" w:line="240" w:lineRule="auto"/>
       </w:pPr>
       <w:rPr>
-        <w:rFonts w:asciiTheme="majorHAnsi" w:eastAsiaTheme="majorEastAsia" w:hAnsiTheme="majorHAnsi" w:cstheme="majorBidi"/>
+        <w:rFonts/>
         <w:b/>
         <w:bCs/>
       </w:rPr>
@@ -3643,7 +3473,7 @@
         <w:spacing w:before="0" w:after="0" w:line="240" w:lineRule="auto"/>
       </w:pPr>
       <w:rPr>
-        <w:rFonts w:asciiTheme="majorHAnsi" w:eastAsiaTheme="majorEastAsia" w:hAnsiTheme="majorHAnsi" w:cstheme="majorBidi"/>
+        <w:rFonts/>
         <w:b/>
         <w:bCs/>
       </w:rPr>
@@ -3661,14 +3491,14 @@
     </w:tblStylePr>
     <w:tblStylePr w:type="firstCol">
       <w:rPr>
-        <w:rFonts w:asciiTheme="majorHAnsi" w:eastAsiaTheme="majorEastAsia" w:hAnsiTheme="majorHAnsi" w:cstheme="majorBidi"/>
+        <w:rFonts/>
         <w:b/>
         <w:bCs/>
       </w:rPr>
     </w:tblStylePr>
     <w:tblStylePr w:type="lastCol">
       <w:rPr>
-        <w:rFonts w:asciiTheme="majorHAnsi" w:eastAsiaTheme="majorEastAsia" w:hAnsiTheme="majorHAnsi" w:cstheme="majorBidi"/>
+        <w:rFonts/>
         <w:b/>
         <w:bCs/>
       </w:rPr>
@@ -3752,7 +3582,7 @@
         <w:spacing w:before="0" w:after="0" w:line="240" w:lineRule="auto"/>
       </w:pPr>
       <w:rPr>
-        <w:rFonts w:asciiTheme="majorHAnsi" w:eastAsiaTheme="majorEastAsia" w:hAnsiTheme="majorHAnsi" w:cstheme="majorBidi"/>
+        <w:rFonts/>
         <w:b/>
         <w:bCs/>
       </w:rPr>
@@ -3773,7 +3603,7 @@
         <w:spacing w:before="0" w:after="0" w:line="240" w:lineRule="auto"/>
       </w:pPr>
       <w:rPr>
-        <w:rFonts w:asciiTheme="majorHAnsi" w:eastAsiaTheme="majorEastAsia" w:hAnsiTheme="majorHAnsi" w:cstheme="majorBidi"/>
+        <w:rFonts/>
         <w:b/>
         <w:bCs/>
       </w:rPr>
@@ -3791,14 +3621,14 @@
     </w:tblStylePr>
     <w:tblStylePr w:type="firstCol">
       <w:rPr>
-        <w:rFonts w:asciiTheme="majorHAnsi" w:eastAsiaTheme="majorEastAsia" w:hAnsiTheme="majorHAnsi" w:cstheme="majorBidi"/>
+        <w:rFonts/>
         <w:b/>
         <w:bCs/>
       </w:rPr>
     </w:tblStylePr>
     <w:tblStylePr w:type="lastCol">
       <w:rPr>
-        <w:rFonts w:asciiTheme="majorHAnsi" w:eastAsiaTheme="majorEastAsia" w:hAnsiTheme="majorHAnsi" w:cstheme="majorBidi"/>
+        <w:rFonts/>
         <w:b/>
         <w:bCs/>
       </w:rPr>
@@ -3882,7 +3712,7 @@
         <w:spacing w:before="0" w:after="0" w:line="240" w:lineRule="auto"/>
       </w:pPr>
       <w:rPr>
-        <w:rFonts w:asciiTheme="majorHAnsi" w:eastAsiaTheme="majorEastAsia" w:hAnsiTheme="majorHAnsi" w:cstheme="majorBidi"/>
+        <w:rFonts/>
         <w:b/>
         <w:bCs/>
       </w:rPr>
@@ -3903,7 +3733,7 @@
         <w:spacing w:before="0" w:after="0" w:line="240" w:lineRule="auto"/>
       </w:pPr>
       <w:rPr>
-        <w:rFonts w:asciiTheme="majorHAnsi" w:eastAsiaTheme="majorEastAsia" w:hAnsiTheme="majorHAnsi" w:cstheme="majorBidi"/>
+        <w:rFonts/>
         <w:b/>
         <w:bCs/>
       </w:rPr>
@@ -3921,14 +3751,14 @@
     </w:tblStylePr>
     <w:tblStylePr w:type="firstCol">
       <w:rPr>
-        <w:rFonts w:asciiTheme="majorHAnsi" w:eastAsiaTheme="majorEastAsia" w:hAnsiTheme="majorHAnsi" w:cstheme="majorBidi"/>
+        <w:rFonts/>
         <w:b/>
         <w:bCs/>
       </w:rPr>
     </w:tblStylePr>
     <w:tblStylePr w:type="lastCol">
       <w:rPr>
-        <w:rFonts w:asciiTheme="majorHAnsi" w:eastAsiaTheme="majorEastAsia" w:hAnsiTheme="majorHAnsi" w:cstheme="majorBidi"/>
+        <w:rFonts/>
         <w:b/>
         <w:bCs/>
       </w:rPr>
@@ -4012,7 +3842,7 @@
         <w:spacing w:before="0" w:after="0" w:line="240" w:lineRule="auto"/>
       </w:pPr>
       <w:rPr>
-        <w:rFonts w:asciiTheme="majorHAnsi" w:eastAsiaTheme="majorEastAsia" w:hAnsiTheme="majorHAnsi" w:cstheme="majorBidi"/>
+        <w:rFonts/>
         <w:b/>
         <w:bCs/>
       </w:rPr>
@@ -4033,7 +3863,7 @@
         <w:spacing w:before="0" w:after="0" w:line="240" w:lineRule="auto"/>
       </w:pPr>
       <w:rPr>
-        <w:rFonts w:asciiTheme="majorHAnsi" w:eastAsiaTheme="majorEastAsia" w:hAnsiTheme="majorHAnsi" w:cstheme="majorBidi"/>
+        <w:rFonts/>
         <w:b/>
         <w:bCs/>
       </w:rPr>
@@ -4051,14 +3881,14 @@
     </w:tblStylePr>
     <w:tblStylePr w:type="firstCol">
       <w:rPr>
-        <w:rFonts w:asciiTheme="majorHAnsi" w:eastAsiaTheme="majorEastAsia" w:hAnsiTheme="majorHAnsi" w:cstheme="majorBidi"/>
+        <w:rFonts/>
         <w:b/>
         <w:bCs/>
       </w:rPr>
     </w:tblStylePr>
     <w:tblStylePr w:type="lastCol">
       <w:rPr>
-        <w:rFonts w:asciiTheme="majorHAnsi" w:eastAsiaTheme="majorEastAsia" w:hAnsiTheme="majorHAnsi" w:cstheme="majorBidi"/>
+        <w:rFonts/>
         <w:b/>
         <w:bCs/>
       </w:rPr>
@@ -5923,7 +5753,7 @@
     </w:tblPr>
     <w:tblStylePr w:type="firstRow">
       <w:rPr>
-        <w:rFonts w:asciiTheme="majorHAnsi" w:eastAsiaTheme="majorEastAsia" w:hAnsiTheme="majorHAnsi" w:cstheme="majorBidi"/>
+        <w:rFonts/>
       </w:rPr>
       <w:tblPr/>
       <w:tcPr>
@@ -6007,7 +5837,7 @@
     </w:tblPr>
     <w:tblStylePr w:type="firstRow">
       <w:rPr>
-        <w:rFonts w:asciiTheme="majorHAnsi" w:eastAsiaTheme="majorEastAsia" w:hAnsiTheme="majorHAnsi" w:cstheme="majorBidi"/>
+        <w:rFonts/>
       </w:rPr>
       <w:tblPr/>
       <w:tcPr>
@@ -6091,7 +5921,7 @@
     </w:tblPr>
     <w:tblStylePr w:type="firstRow">
       <w:rPr>
-        <w:rFonts w:asciiTheme="majorHAnsi" w:eastAsiaTheme="majorEastAsia" w:hAnsiTheme="majorHAnsi" w:cstheme="majorBidi"/>
+        <w:rFonts/>
       </w:rPr>
       <w:tblPr/>
       <w:tcPr>
@@ -6175,7 +6005,7 @@
     </w:tblPr>
     <w:tblStylePr w:type="firstRow">
       <w:rPr>
-        <w:rFonts w:asciiTheme="majorHAnsi" w:eastAsiaTheme="majorEastAsia" w:hAnsiTheme="majorHAnsi" w:cstheme="majorBidi"/>
+        <w:rFonts/>
       </w:rPr>
       <w:tblPr/>
       <w:tcPr>
@@ -6259,7 +6089,7 @@
     </w:tblPr>
     <w:tblStylePr w:type="firstRow">
       <w:rPr>
-        <w:rFonts w:asciiTheme="majorHAnsi" w:eastAsiaTheme="majorEastAsia" w:hAnsiTheme="majorHAnsi" w:cstheme="majorBidi"/>
+        <w:rFonts/>
       </w:rPr>
       <w:tblPr/>
       <w:tcPr>
@@ -6343,7 +6173,7 @@
     </w:tblPr>
     <w:tblStylePr w:type="firstRow">
       <w:rPr>
-        <w:rFonts w:asciiTheme="majorHAnsi" w:eastAsiaTheme="majorEastAsia" w:hAnsiTheme="majorHAnsi" w:cstheme="majorBidi"/>
+        <w:rFonts/>
       </w:rPr>
       <w:tblPr/>
       <w:tcPr>
@@ -6427,7 +6257,7 @@
     </w:tblPr>
     <w:tblStylePr w:type="firstRow">
       <w:rPr>
-        <w:rFonts w:asciiTheme="majorHAnsi" w:eastAsiaTheme="majorEastAsia" w:hAnsiTheme="majorHAnsi" w:cstheme="majorBidi"/>
+        <w:rFonts/>
       </w:rPr>
       <w:tblPr/>
       <w:tcPr>
@@ -6492,7 +6322,7 @@
       <w:spacing w:after="0" w:line="240" w:lineRule="auto"/>
     </w:pPr>
     <w:rPr>
-      <w:rFonts w:asciiTheme="majorHAnsi" w:eastAsiaTheme="majorEastAsia" w:hAnsiTheme="majorHAnsi" w:cstheme="majorBidi"/>
+      <w:rFonts/>
       <w:color w:val="000000" w:themeColor="text1"/>
     </w:rPr>
     <w:tblPr>
@@ -6620,7 +6450,7 @@
       <w:spacing w:after="0" w:line="240" w:lineRule="auto"/>
     </w:pPr>
     <w:rPr>
-      <w:rFonts w:asciiTheme="majorHAnsi" w:eastAsiaTheme="majorEastAsia" w:hAnsiTheme="majorHAnsi" w:cstheme="majorBidi"/>
+      <w:rFonts/>
       <w:color w:val="000000" w:themeColor="text1"/>
     </w:rPr>
     <w:tblPr>
@@ -6748,7 +6578,7 @@
       <w:spacing w:after="0" w:line="240" w:lineRule="auto"/>
     </w:pPr>
     <w:rPr>
-      <w:rFonts w:asciiTheme="majorHAnsi" w:eastAsiaTheme="majorEastAsia" w:hAnsiTheme="majorHAnsi" w:cstheme="majorBidi"/>
+      <w:rFonts/>
       <w:color w:val="000000" w:themeColor="text1"/>
     </w:rPr>
     <w:tblPr>
@@ -6876,7 +6706,7 @@
       <w:spacing w:after="0" w:line="240" w:lineRule="auto"/>
     </w:pPr>
     <w:rPr>
-      <w:rFonts w:asciiTheme="majorHAnsi" w:eastAsiaTheme="majorEastAsia" w:hAnsiTheme="majorHAnsi" w:cstheme="majorBidi"/>
+      <w:rFonts/>
       <w:color w:val="000000" w:themeColor="text1"/>
     </w:rPr>
     <w:tblPr>
@@ -7004,7 +6834,7 @@
       <w:spacing w:after="0" w:line="240" w:lineRule="auto"/>
     </w:pPr>
     <w:rPr>
-      <w:rFonts w:asciiTheme="majorHAnsi" w:eastAsiaTheme="majorEastAsia" w:hAnsiTheme="majorHAnsi" w:cstheme="majorBidi"/>
+      <w:rFonts/>
       <w:color w:val="000000" w:themeColor="text1"/>
     </w:rPr>
     <w:tblPr>
@@ -7132,7 +6962,7 @@
       <w:spacing w:after="0" w:line="240" w:lineRule="auto"/>
     </w:pPr>
     <w:rPr>
-      <w:rFonts w:asciiTheme="majorHAnsi" w:eastAsiaTheme="majorEastAsia" w:hAnsiTheme="majorHAnsi" w:cstheme="majorBidi"/>
+      <w:rFonts/>
       <w:color w:val="000000" w:themeColor="text1"/>
     </w:rPr>
     <w:tblPr>
@@ -7260,7 +7090,7 @@
       <w:spacing w:after="0" w:line="240" w:lineRule="auto"/>
     </w:pPr>
     <w:rPr>
-      <w:rFonts w:asciiTheme="majorHAnsi" w:eastAsiaTheme="majorEastAsia" w:hAnsiTheme="majorHAnsi" w:cstheme="majorBidi"/>
+      <w:rFonts/>
       <w:color w:val="000000" w:themeColor="text1"/>
     </w:rPr>
     <w:tblPr>
@@ -7899,7 +7729,7 @@
       <w:spacing w:after="0" w:line="240" w:lineRule="auto"/>
     </w:pPr>
     <w:rPr>
-      <w:rFonts w:asciiTheme="majorHAnsi" w:eastAsiaTheme="majorEastAsia" w:hAnsiTheme="majorHAnsi" w:cstheme="majorBidi"/>
+      <w:rFonts/>
       <w:color w:val="000000" w:themeColor="text1"/>
     </w:rPr>
     <w:tblPr>
@@ -8024,7 +7854,7 @@
       <w:spacing w:after="0" w:line="240" w:lineRule="auto"/>
     </w:pPr>
     <w:rPr>
-      <w:rFonts w:asciiTheme="majorHAnsi" w:eastAsiaTheme="majorEastAsia" w:hAnsiTheme="majorHAnsi" w:cstheme="majorBidi"/>
+      <w:rFonts/>
       <w:color w:val="000000" w:themeColor="text1"/>
     </w:rPr>
     <w:tblPr>
@@ -8149,7 +7979,7 @@
       <w:spacing w:after="0" w:line="240" w:lineRule="auto"/>
     </w:pPr>
     <w:rPr>
-      <w:rFonts w:asciiTheme="majorHAnsi" w:eastAsiaTheme="majorEastAsia" w:hAnsiTheme="majorHAnsi" w:cstheme="majorBidi"/>
+      <w:rFonts/>
       <w:color w:val="000000" w:themeColor="text1"/>
     </w:rPr>
     <w:tblPr>
@@ -8274,7 +8104,7 @@
       <w:spacing w:after="0" w:line="240" w:lineRule="auto"/>
     </w:pPr>
     <w:rPr>
-      <w:rFonts w:asciiTheme="majorHAnsi" w:eastAsiaTheme="majorEastAsia" w:hAnsiTheme="majorHAnsi" w:cstheme="majorBidi"/>
+      <w:rFonts/>
       <w:color w:val="000000" w:themeColor="text1"/>
     </w:rPr>
     <w:tblPr>
@@ -8399,7 +8229,7 @@
       <w:spacing w:after="0" w:line="240" w:lineRule="auto"/>
     </w:pPr>
     <w:rPr>
-      <w:rFonts w:asciiTheme="majorHAnsi" w:eastAsiaTheme="majorEastAsia" w:hAnsiTheme="majorHAnsi" w:cstheme="majorBidi"/>
+      <w:rFonts/>
       <w:color w:val="000000" w:themeColor="text1"/>
     </w:rPr>
     <w:tblPr>
@@ -8524,7 +8354,7 @@
       <w:spacing w:after="0" w:line="240" w:lineRule="auto"/>
     </w:pPr>
     <w:rPr>
-      <w:rFonts w:asciiTheme="majorHAnsi" w:eastAsiaTheme="majorEastAsia" w:hAnsiTheme="majorHAnsi" w:cstheme="majorBidi"/>
+      <w:rFonts/>
       <w:color w:val="000000" w:themeColor="text1"/>
     </w:rPr>
     <w:tblPr>
@@ -8649,7 +8479,7 @@
       <w:spacing w:after="0" w:line="240" w:lineRule="auto"/>
     </w:pPr>
     <w:rPr>
-      <w:rFonts w:asciiTheme="majorHAnsi" w:eastAsiaTheme="majorEastAsia" w:hAnsiTheme="majorHAnsi" w:cstheme="majorBidi"/>
+      <w:rFonts/>
       <w:color w:val="000000" w:themeColor="text1"/>
     </w:rPr>
     <w:tblPr>
